--- a/presentation/9-n8n.docx
+++ b/presentation/9-n8n.docx
@@ -307,7 +307,7 @@
         <w:t xml:space="preserve">Register and login to n8n I,e </w:t>
       </w:r>
       <w:r>
-        <w:t>n8n.io/</w:t>
+        <w:t>n8n.io</w:t>
       </w:r>
     </w:p>
     <w:p>
@@ -487,6 +487,7 @@
           <w:bCs/>
           <w:i/>
           <w:iCs/>
+          <w:noProof/>
         </w:rPr>
         <w:drawing>
           <wp:inline distT="0" distB="0" distL="0" distR="0" wp14:anchorId="7755D4E1" wp14:editId="27234DB6">
@@ -790,6 +791,7 @@
           <w:bCs/>
           <w:i/>
           <w:iCs/>
+          <w:noProof/>
         </w:rPr>
         <w:drawing>
           <wp:inline distT="0" distB="0" distL="0" distR="0" wp14:anchorId="0FA0B618" wp14:editId="6651AE97">
@@ -943,6 +945,7 @@
           <w:bCs/>
           <w:i/>
           <w:iCs/>
+          <w:noProof/>
         </w:rPr>
         <w:drawing>
           <wp:inline distT="0" distB="0" distL="0" distR="0" wp14:anchorId="26CD1CE3" wp14:editId="1A3EA877">
@@ -1050,6 +1053,7 @@
           <w:bCs/>
           <w:i/>
           <w:iCs/>
+          <w:noProof/>
         </w:rPr>
         <w:drawing>
           <wp:inline distT="0" distB="0" distL="0" distR="0" wp14:anchorId="7E144E77" wp14:editId="4FEA3E89">
@@ -1178,6 +1182,7 @@
           <w:bCs/>
           <w:i/>
           <w:iCs/>
+          <w:noProof/>
         </w:rPr>
         <w:lastRenderedPageBreak/>
         <w:drawing>
@@ -1281,6 +1286,7 @@
           <w:bCs/>
           <w:i/>
           <w:iCs/>
+          <w:noProof/>
         </w:rPr>
         <w:drawing>
           <wp:inline distT="0" distB="0" distL="0" distR="0" wp14:anchorId="71DD60C7" wp14:editId="53EE18AA">
@@ -1372,6 +1378,7 @@
           <w:bCs/>
           <w:i/>
           <w:iCs/>
+          <w:noProof/>
         </w:rPr>
         <w:lastRenderedPageBreak/>
         <w:drawing>
@@ -1426,6 +1433,7 @@
           <w:bCs/>
           <w:i/>
           <w:iCs/>
+          <w:noProof/>
         </w:rPr>
         <w:drawing>
           <wp:inline distT="0" distB="0" distL="0" distR="0" wp14:anchorId="22AE3117" wp14:editId="0D3B09C0">
@@ -1558,6 +1566,7 @@
           <w:bCs/>
           <w:i/>
           <w:iCs/>
+          <w:noProof/>
         </w:rPr>
         <w:drawing>
           <wp:inline distT="0" distB="0" distL="0" distR="0" wp14:anchorId="6AE94B82" wp14:editId="69659E4E">
@@ -1684,6 +1693,7 @@
           <w:bCs/>
           <w:i/>
           <w:iCs/>
+          <w:noProof/>
         </w:rPr>
         <w:lastRenderedPageBreak/>
         <w:drawing>
@@ -1774,6 +1784,7 @@
           <w:bCs/>
           <w:i/>
           <w:iCs/>
+          <w:noProof/>
         </w:rPr>
         <w:lastRenderedPageBreak/>
         <w:drawing>
@@ -1829,6 +1840,9 @@
     </w:p>
     <w:p>
       <w:r>
+        <w:rPr>
+          <w:noProof/>
+        </w:rPr>
         <w:lastRenderedPageBreak/>
         <w:drawing>
           <wp:inline distT="0" distB="0" distL="0" distR="0" wp14:anchorId="5AF4CB2D" wp14:editId="58C2DD91">
@@ -1884,6 +1898,9 @@
         <w:pStyle w:val="ListParagraph"/>
       </w:pPr>
       <w:r>
+        <w:rPr>
+          <w:noProof/>
+        </w:rPr>
         <w:drawing>
           <wp:inline distT="0" distB="0" distL="0" distR="0" wp14:anchorId="67EB1F7B" wp14:editId="13CF9486">
             <wp:extent cx="5731510" cy="2359660"/>
@@ -1938,6 +1955,9 @@
         <w:ind w:left="360"/>
       </w:pPr>
       <w:r>
+        <w:rPr>
+          <w:noProof/>
+        </w:rPr>
         <w:lastRenderedPageBreak/>
         <w:drawing>
           <wp:inline distT="0" distB="0" distL="0" distR="0" wp14:anchorId="33FF6DA9" wp14:editId="62B3FB6C">
@@ -1981,6 +2001,9 @@
         <w:ind w:left="360"/>
       </w:pPr>
       <w:r>
+        <w:rPr>
+          <w:noProof/>
+        </w:rPr>
         <w:drawing>
           <wp:inline distT="0" distB="0" distL="0" distR="0" wp14:anchorId="6626A6A1" wp14:editId="71789B51">
             <wp:extent cx="5731510" cy="1229995"/>
@@ -2031,6 +2054,9 @@
         <w:ind w:left="360"/>
       </w:pPr>
       <w:r>
+        <w:rPr>
+          <w:noProof/>
+        </w:rPr>
         <w:drawing>
           <wp:inline distT="0" distB="0" distL="0" distR="0" wp14:anchorId="71FA3468" wp14:editId="3C6DA0A0">
             <wp:extent cx="5731510" cy="1148715"/>
@@ -2173,6 +2199,7 @@
           <w:bCs/>
           <w:i/>
           <w:iCs/>
+          <w:noProof/>
         </w:rPr>
         <w:drawing>
           <wp:inline distT="0" distB="0" distL="0" distR="0" wp14:anchorId="11085C57" wp14:editId="7FAA8239">
@@ -2272,6 +2299,7 @@
           <w:bCs/>
           <w:i/>
           <w:iCs/>
+          <w:noProof/>
         </w:rPr>
         <w:lastRenderedPageBreak/>
         <w:drawing>
@@ -2362,6 +2390,7 @@
           <w:bCs/>
           <w:i/>
           <w:iCs/>
+          <w:noProof/>
         </w:rPr>
         <w:lastRenderedPageBreak/>
         <w:drawing>
@@ -2528,6 +2557,7 @@
           <w:bCs/>
           <w:i/>
           <w:iCs/>
+          <w:noProof/>
         </w:rPr>
         <w:drawing>
           <wp:inline distT="0" distB="0" distL="0" distR="0" wp14:anchorId="493AFECA" wp14:editId="4D7C1B49">
@@ -2628,6 +2658,7 @@
           <w:bCs/>
           <w:i/>
           <w:iCs/>
+          <w:noProof/>
         </w:rPr>
         <w:lastRenderedPageBreak/>
         <w:drawing>
@@ -2717,6 +2748,7 @@
           <w:bCs/>
           <w:i/>
           <w:iCs/>
+          <w:noProof/>
         </w:rPr>
         <w:drawing>
           <wp:inline distT="0" distB="0" distL="0" distR="0" wp14:anchorId="190D5561" wp14:editId="2F911B51">
@@ -4107,6 +4139,7 @@
   <w:style w:type="character" w:default="1" w:styleId="DefaultParagraphFont">
     <w:name w:val="Default Paragraph Font"/>
     <w:uiPriority w:val="1"/>
+    <w:semiHidden/>
     <w:unhideWhenUsed/>
   </w:style>
   <w:style w:type="table" w:default="1" w:styleId="TableNormal">

--- a/presentation/9-n8n.docx
+++ b/presentation/9-n8n.docx
@@ -2794,8 +2794,1386 @@
     </w:p>
     <w:p>
       <w:pPr>
+        <w:rPr>
+          <w:b/>
+          <w:bCs/>
+          <w:i/>
+          <w:iCs/>
+        </w:rPr>
+      </w:pPr>
+      <w:r>
+        <w:rPr>
+          <w:b/>
+          <w:bCs/>
+          <w:i/>
+          <w:iCs/>
+          <w:highlight w:val="yellow"/>
+        </w:rPr>
+        <w:t>Practical</w:t>
+      </w:r>
+      <w:r>
+        <w:rPr>
+          <w:b/>
+          <w:bCs/>
+          <w:i/>
+          <w:iCs/>
+          <w:highlight w:val="red"/>
+        </w:rPr>
+        <w:t xml:space="preserve"> </w:t>
+      </w:r>
+      <w:r>
+        <w:rPr>
+          <w:b/>
+          <w:bCs/>
+          <w:i/>
+          <w:iCs/>
+          <w:highlight w:val="red"/>
+        </w:rPr>
+        <w:t>5</w:t>
+      </w:r>
+      <w:r>
+        <w:rPr>
+          <w:b/>
+          <w:bCs/>
+          <w:i/>
+          <w:iCs/>
+          <w:highlight w:val="red"/>
+        </w:rPr>
+        <w:t xml:space="preserve"> </w:t>
+      </w:r>
+      <w:r>
+        <w:rPr>
+          <w:b/>
+          <w:bCs/>
+          <w:i/>
+          <w:iCs/>
+          <w:highlight w:val="yellow"/>
+        </w:rPr>
+        <w:t xml:space="preserve">- </w:t>
+      </w:r>
+      <w:r>
+        <w:rPr>
+          <w:b/>
+          <w:bCs/>
+          <w:i/>
+          <w:iCs/>
+        </w:rPr>
+        <w:t>WebsiteUptimeMonitor-4</w:t>
+      </w:r>
+    </w:p>
+    <w:p>
+      <w:pPr>
+        <w:rPr>
+          <w:b/>
+          <w:bCs/>
+          <w:i/>
+          <w:iCs/>
+        </w:rPr>
+      </w:pPr>
+    </w:p>
+    <w:p>
+      <w:pPr>
+        <w:rPr>
+          <w:b/>
+          <w:bCs/>
+          <w:i/>
+          <w:iCs/>
+        </w:rPr>
+      </w:pPr>
+      <w:r>
+        <w:rPr>
+          <w:b/>
+          <w:bCs/>
+          <w:i/>
+          <w:iCs/>
+        </w:rPr>
+        <w:lastRenderedPageBreak/>
+        <w:drawing>
+          <wp:inline distT="0" distB="0" distL="0" distR="0" wp14:anchorId="33C745A7" wp14:editId="4B2029F2">
+            <wp:extent cx="5731510" cy="1522730"/>
+            <wp:effectExtent l="0" t="0" r="2540" b="1270"/>
+            <wp:docPr id="273341314" name="Picture 1"/>
+            <wp:cNvGraphicFramePr>
+              <a:graphicFrameLocks xmlns:a="http://schemas.openxmlformats.org/drawingml/2006/main" noChangeAspect="1"/>
+            </wp:cNvGraphicFramePr>
+            <a:graphic xmlns:a="http://schemas.openxmlformats.org/drawingml/2006/main">
+              <a:graphicData uri="http://schemas.openxmlformats.org/drawingml/2006/picture">
+                <pic:pic xmlns:pic="http://schemas.openxmlformats.org/drawingml/2006/picture">
+                  <pic:nvPicPr>
+                    <pic:cNvPr id="273341314" name=""/>
+                    <pic:cNvPicPr/>
+                  </pic:nvPicPr>
+                  <pic:blipFill>
+                    <a:blip r:embed="rId35"/>
+                    <a:stretch>
+                      <a:fillRect/>
+                    </a:stretch>
+                  </pic:blipFill>
+                  <pic:spPr>
+                    <a:xfrm>
+                      <a:off x="0" y="0"/>
+                      <a:ext cx="5731510" cy="1522730"/>
+                    </a:xfrm>
+                    <a:prstGeom prst="rect">
+                      <a:avLst/>
+                    </a:prstGeom>
+                  </pic:spPr>
+                </pic:pic>
+              </a:graphicData>
+            </a:graphic>
+          </wp:inline>
+        </w:drawing>
+      </w:r>
+    </w:p>
+    <w:p>
+      <w:pPr>
+        <w:rPr>
+          <w:b/>
+          <w:bCs/>
+          <w:i/>
+          <w:iCs/>
+        </w:rPr>
+      </w:pPr>
+    </w:p>
+    <w:p>
+      <w:pPr>
+        <w:rPr>
+          <w:b/>
+          <w:bCs/>
+          <w:i/>
+          <w:iCs/>
+        </w:rPr>
+      </w:pPr>
+      <w:r>
+        <w:rPr>
+          <w:b/>
+          <w:bCs/>
+          <w:i/>
+          <w:iCs/>
+        </w:rPr>
+        <w:drawing>
+          <wp:inline distT="0" distB="0" distL="0" distR="0" wp14:anchorId="7A1C116C" wp14:editId="0420492F">
+            <wp:extent cx="5731510" cy="4918075"/>
+            <wp:effectExtent l="0" t="0" r="2540" b="0"/>
+            <wp:docPr id="857542069" name="Picture 1"/>
+            <wp:cNvGraphicFramePr>
+              <a:graphicFrameLocks xmlns:a="http://schemas.openxmlformats.org/drawingml/2006/main" noChangeAspect="1"/>
+            </wp:cNvGraphicFramePr>
+            <a:graphic xmlns:a="http://schemas.openxmlformats.org/drawingml/2006/main">
+              <a:graphicData uri="http://schemas.openxmlformats.org/drawingml/2006/picture">
+                <pic:pic xmlns:pic="http://schemas.openxmlformats.org/drawingml/2006/picture">
+                  <pic:nvPicPr>
+                    <pic:cNvPr id="857542069" name=""/>
+                    <pic:cNvPicPr/>
+                  </pic:nvPicPr>
+                  <pic:blipFill>
+                    <a:blip r:embed="rId36"/>
+                    <a:stretch>
+                      <a:fillRect/>
+                    </a:stretch>
+                  </pic:blipFill>
+                  <pic:spPr>
+                    <a:xfrm>
+                      <a:off x="0" y="0"/>
+                      <a:ext cx="5731510" cy="4918075"/>
+                    </a:xfrm>
+                    <a:prstGeom prst="rect">
+                      <a:avLst/>
+                    </a:prstGeom>
+                  </pic:spPr>
+                </pic:pic>
+              </a:graphicData>
+            </a:graphic>
+          </wp:inline>
+        </w:drawing>
+      </w:r>
+    </w:p>
+    <w:p>
+      <w:pPr>
+        <w:rPr>
+          <w:b/>
+          <w:bCs/>
+          <w:i/>
+          <w:iCs/>
+        </w:rPr>
+      </w:pPr>
+    </w:p>
+    <w:p>
+      <w:pPr>
+        <w:rPr>
+          <w:b/>
+          <w:bCs/>
+          <w:i/>
+          <w:iCs/>
+        </w:rPr>
+      </w:pPr>
+      <w:r>
+        <w:rPr>
+          <w:b/>
+          <w:bCs/>
+          <w:i/>
+          <w:iCs/>
+        </w:rPr>
+        <w:lastRenderedPageBreak/>
+        <w:drawing>
+          <wp:inline distT="0" distB="0" distL="0" distR="0" wp14:anchorId="0D55C3A7" wp14:editId="097EB1A6">
+            <wp:extent cx="5731510" cy="4503420"/>
+            <wp:effectExtent l="0" t="0" r="2540" b="0"/>
+            <wp:docPr id="1579684868" name="Picture 1"/>
+            <wp:cNvGraphicFramePr>
+              <a:graphicFrameLocks xmlns:a="http://schemas.openxmlformats.org/drawingml/2006/main" noChangeAspect="1"/>
+            </wp:cNvGraphicFramePr>
+            <a:graphic xmlns:a="http://schemas.openxmlformats.org/drawingml/2006/main">
+              <a:graphicData uri="http://schemas.openxmlformats.org/drawingml/2006/picture">
+                <pic:pic xmlns:pic="http://schemas.openxmlformats.org/drawingml/2006/picture">
+                  <pic:nvPicPr>
+                    <pic:cNvPr id="1579684868" name=""/>
+                    <pic:cNvPicPr/>
+                  </pic:nvPicPr>
+                  <pic:blipFill>
+                    <a:blip r:embed="rId37"/>
+                    <a:stretch>
+                      <a:fillRect/>
+                    </a:stretch>
+                  </pic:blipFill>
+                  <pic:spPr>
+                    <a:xfrm>
+                      <a:off x="0" y="0"/>
+                      <a:ext cx="5731510" cy="4503420"/>
+                    </a:xfrm>
+                    <a:prstGeom prst="rect">
+                      <a:avLst/>
+                    </a:prstGeom>
+                  </pic:spPr>
+                </pic:pic>
+              </a:graphicData>
+            </a:graphic>
+          </wp:inline>
+        </w:drawing>
+      </w:r>
+    </w:p>
+    <w:p>
+      <w:pPr>
+        <w:rPr>
+          <w:b/>
+          <w:bCs/>
+          <w:i/>
+          <w:iCs/>
+        </w:rPr>
+      </w:pPr>
+    </w:p>
+    <w:p>
+      <w:pPr>
+        <w:rPr>
+          <w:b/>
+          <w:bCs/>
+          <w:i/>
+          <w:iCs/>
+        </w:rPr>
+      </w:pPr>
+      <w:r>
+        <w:rPr>
+          <w:b/>
+          <w:bCs/>
+          <w:i/>
+          <w:iCs/>
+        </w:rPr>
+        <w:drawing>
+          <wp:inline distT="0" distB="0" distL="0" distR="0" wp14:anchorId="36E41080" wp14:editId="6659DCC2">
+            <wp:extent cx="4706007" cy="3315163"/>
+            <wp:effectExtent l="0" t="0" r="0" b="0"/>
+            <wp:docPr id="654820541" name="Picture 1"/>
+            <wp:cNvGraphicFramePr>
+              <a:graphicFrameLocks xmlns:a="http://schemas.openxmlformats.org/drawingml/2006/main" noChangeAspect="1"/>
+            </wp:cNvGraphicFramePr>
+            <a:graphic xmlns:a="http://schemas.openxmlformats.org/drawingml/2006/main">
+              <a:graphicData uri="http://schemas.openxmlformats.org/drawingml/2006/picture">
+                <pic:pic xmlns:pic="http://schemas.openxmlformats.org/drawingml/2006/picture">
+                  <pic:nvPicPr>
+                    <pic:cNvPr id="654820541" name=""/>
+                    <pic:cNvPicPr/>
+                  </pic:nvPicPr>
+                  <pic:blipFill>
+                    <a:blip r:embed="rId38"/>
+                    <a:stretch>
+                      <a:fillRect/>
+                    </a:stretch>
+                  </pic:blipFill>
+                  <pic:spPr>
+                    <a:xfrm>
+                      <a:off x="0" y="0"/>
+                      <a:ext cx="4706007" cy="3315163"/>
+                    </a:xfrm>
+                    <a:prstGeom prst="rect">
+                      <a:avLst/>
+                    </a:prstGeom>
+                  </pic:spPr>
+                </pic:pic>
+              </a:graphicData>
+            </a:graphic>
+          </wp:inline>
+        </w:drawing>
+      </w:r>
+    </w:p>
+    <w:p>
+      <w:pPr>
+        <w:rPr>
+          <w:b/>
+          <w:bCs/>
+          <w:i/>
+          <w:iCs/>
+        </w:rPr>
+      </w:pPr>
+    </w:p>
+    <w:p>
+      <w:pPr>
+        <w:rPr>
+          <w:b/>
+          <w:bCs/>
+          <w:i/>
+          <w:iCs/>
+        </w:rPr>
+      </w:pPr>
+      <w:r>
+        <w:rPr>
+          <w:b/>
+          <w:bCs/>
+          <w:i/>
+          <w:iCs/>
+        </w:rPr>
+        <w:lastRenderedPageBreak/>
+        <w:drawing>
+          <wp:inline distT="0" distB="0" distL="0" distR="0" wp14:anchorId="0F5CC9F0" wp14:editId="3C9985D3">
+            <wp:extent cx="5731510" cy="4412615"/>
+            <wp:effectExtent l="0" t="0" r="2540" b="6985"/>
+            <wp:docPr id="1527008362" name="Picture 1"/>
+            <wp:cNvGraphicFramePr>
+              <a:graphicFrameLocks xmlns:a="http://schemas.openxmlformats.org/drawingml/2006/main" noChangeAspect="1"/>
+            </wp:cNvGraphicFramePr>
+            <a:graphic xmlns:a="http://schemas.openxmlformats.org/drawingml/2006/main">
+              <a:graphicData uri="http://schemas.openxmlformats.org/drawingml/2006/picture">
+                <pic:pic xmlns:pic="http://schemas.openxmlformats.org/drawingml/2006/picture">
+                  <pic:nvPicPr>
+                    <pic:cNvPr id="1527008362" name=""/>
+                    <pic:cNvPicPr/>
+                  </pic:nvPicPr>
+                  <pic:blipFill>
+                    <a:blip r:embed="rId39"/>
+                    <a:stretch>
+                      <a:fillRect/>
+                    </a:stretch>
+                  </pic:blipFill>
+                  <pic:spPr>
+                    <a:xfrm>
+                      <a:off x="0" y="0"/>
+                      <a:ext cx="5731510" cy="4412615"/>
+                    </a:xfrm>
+                    <a:prstGeom prst="rect">
+                      <a:avLst/>
+                    </a:prstGeom>
+                  </pic:spPr>
+                </pic:pic>
+              </a:graphicData>
+            </a:graphic>
+          </wp:inline>
+        </w:drawing>
+      </w:r>
+    </w:p>
+    <w:p>
+      <w:pPr>
+        <w:rPr>
+          <w:b/>
+          <w:bCs/>
+          <w:i/>
+          <w:iCs/>
+        </w:rPr>
+      </w:pPr>
+    </w:p>
+    <w:p>
+      <w:pPr>
+        <w:rPr>
+          <w:b/>
+          <w:bCs/>
+          <w:i/>
+          <w:iCs/>
+        </w:rPr>
+      </w:pPr>
+      <w:r>
+        <w:rPr>
+          <w:b/>
+          <w:bCs/>
+          <w:i/>
+          <w:iCs/>
+        </w:rPr>
+        <w:lastRenderedPageBreak/>
+        <w:drawing>
+          <wp:inline distT="0" distB="0" distL="0" distR="0" wp14:anchorId="6FD4F915" wp14:editId="58680ECD">
+            <wp:extent cx="5731510" cy="4745990"/>
+            <wp:effectExtent l="0" t="0" r="2540" b="0"/>
+            <wp:docPr id="617944488" name="Picture 1"/>
+            <wp:cNvGraphicFramePr>
+              <a:graphicFrameLocks xmlns:a="http://schemas.openxmlformats.org/drawingml/2006/main" noChangeAspect="1"/>
+            </wp:cNvGraphicFramePr>
+            <a:graphic xmlns:a="http://schemas.openxmlformats.org/drawingml/2006/main">
+              <a:graphicData uri="http://schemas.openxmlformats.org/drawingml/2006/picture">
+                <pic:pic xmlns:pic="http://schemas.openxmlformats.org/drawingml/2006/picture">
+                  <pic:nvPicPr>
+                    <pic:cNvPr id="617944488" name=""/>
+                    <pic:cNvPicPr/>
+                  </pic:nvPicPr>
+                  <pic:blipFill>
+                    <a:blip r:embed="rId40"/>
+                    <a:stretch>
+                      <a:fillRect/>
+                    </a:stretch>
+                  </pic:blipFill>
+                  <pic:spPr>
+                    <a:xfrm>
+                      <a:off x="0" y="0"/>
+                      <a:ext cx="5731510" cy="4745990"/>
+                    </a:xfrm>
+                    <a:prstGeom prst="rect">
+                      <a:avLst/>
+                    </a:prstGeom>
+                  </pic:spPr>
+                </pic:pic>
+              </a:graphicData>
+            </a:graphic>
+          </wp:inline>
+        </w:drawing>
+      </w:r>
+    </w:p>
+    <w:p>
+      <w:pPr>
+        <w:rPr>
+          <w:b/>
+          <w:bCs/>
+          <w:i/>
+          <w:iCs/>
+        </w:rPr>
+      </w:pPr>
+    </w:p>
+    <w:p>
+      <w:pPr>
+        <w:rPr>
+          <w:b/>
+          <w:bCs/>
+          <w:i/>
+          <w:iCs/>
+        </w:rPr>
+      </w:pPr>
+    </w:p>
+    <w:p>
+      <w:pPr>
+        <w:rPr>
+          <w:b/>
+          <w:bCs/>
+          <w:i/>
+          <w:iCs/>
+        </w:rPr>
+      </w:pPr>
+      <w:r>
+        <w:rPr>
+          <w:b/>
+          <w:bCs/>
+          <w:i/>
+          <w:iCs/>
+          <w:highlight w:val="yellow"/>
+        </w:rPr>
+        <w:t>Practical</w:t>
+      </w:r>
+      <w:r>
+        <w:rPr>
+          <w:b/>
+          <w:bCs/>
+          <w:i/>
+          <w:iCs/>
+          <w:highlight w:val="red"/>
+        </w:rPr>
+        <w:t xml:space="preserve"> </w:t>
+      </w:r>
+      <w:r>
+        <w:rPr>
+          <w:b/>
+          <w:bCs/>
+          <w:i/>
+          <w:iCs/>
+          <w:highlight w:val="red"/>
+        </w:rPr>
+        <w:t>6</w:t>
+      </w:r>
+      <w:r>
+        <w:rPr>
+          <w:b/>
+          <w:bCs/>
+          <w:i/>
+          <w:iCs/>
+          <w:highlight w:val="red"/>
+        </w:rPr>
+        <w:t xml:space="preserve"> </w:t>
+      </w:r>
+      <w:r>
+        <w:rPr>
+          <w:b/>
+          <w:bCs/>
+          <w:i/>
+          <w:iCs/>
+          <w:highlight w:val="yellow"/>
+        </w:rPr>
+        <w:t>-</w:t>
+      </w:r>
+      <w:r>
+        <w:t xml:space="preserve"> </w:t>
+      </w:r>
+      <w:r>
+        <w:rPr>
+          <w:b/>
+          <w:bCs/>
+          <w:i/>
+          <w:iCs/>
+        </w:rPr>
+        <w:t>AnalyzeLandingPage-5</w:t>
+      </w:r>
+    </w:p>
+    <w:p>
+      <w:pPr>
+        <w:rPr>
+          <w:b/>
+          <w:bCs/>
+          <w:i/>
+          <w:iCs/>
+        </w:rPr>
+      </w:pPr>
+      <w:r>
+        <w:rPr>
+          <w:b/>
+          <w:bCs/>
+          <w:i/>
+          <w:iCs/>
+        </w:rPr>
+        <w:drawing>
+          <wp:inline distT="0" distB="0" distL="0" distR="0" wp14:anchorId="6AF6FEE8" wp14:editId="731C4ACB">
+            <wp:extent cx="5731510" cy="3056890"/>
+            <wp:effectExtent l="0" t="0" r="2540" b="0"/>
+            <wp:docPr id="895861709" name="Picture 1"/>
+            <wp:cNvGraphicFramePr>
+              <a:graphicFrameLocks xmlns:a="http://schemas.openxmlformats.org/drawingml/2006/main" noChangeAspect="1"/>
+            </wp:cNvGraphicFramePr>
+            <a:graphic xmlns:a="http://schemas.openxmlformats.org/drawingml/2006/main">
+              <a:graphicData uri="http://schemas.openxmlformats.org/drawingml/2006/picture">
+                <pic:pic xmlns:pic="http://schemas.openxmlformats.org/drawingml/2006/picture">
+                  <pic:nvPicPr>
+                    <pic:cNvPr id="895861709" name=""/>
+                    <pic:cNvPicPr/>
+                  </pic:nvPicPr>
+                  <pic:blipFill>
+                    <a:blip r:embed="rId41"/>
+                    <a:stretch>
+                      <a:fillRect/>
+                    </a:stretch>
+                  </pic:blipFill>
+                  <pic:spPr>
+                    <a:xfrm>
+                      <a:off x="0" y="0"/>
+                      <a:ext cx="5731510" cy="3056890"/>
+                    </a:xfrm>
+                    <a:prstGeom prst="rect">
+                      <a:avLst/>
+                    </a:prstGeom>
+                  </pic:spPr>
+                </pic:pic>
+              </a:graphicData>
+            </a:graphic>
+          </wp:inline>
+        </w:drawing>
+      </w:r>
+    </w:p>
+    <w:p>
+      <w:pPr>
+        <w:rPr>
+          <w:b/>
+          <w:bCs/>
+          <w:i/>
+          <w:iCs/>
+        </w:rPr>
+      </w:pPr>
+      <w:r>
+        <w:rPr>
+          <w:b/>
+          <w:bCs/>
+          <w:i/>
+          <w:iCs/>
+        </w:rPr>
+        <w:lastRenderedPageBreak/>
+        <w:t>n8n Form Trigger node</w:t>
+      </w:r>
+    </w:p>
+    <w:p>
+      <w:pPr>
+        <w:rPr>
+          <w:b/>
+          <w:bCs/>
+          <w:i/>
+          <w:iCs/>
+        </w:rPr>
+      </w:pPr>
+    </w:p>
+    <w:p>
+      <w:pPr>
+        <w:rPr>
+          <w:b/>
+          <w:bCs/>
+          <w:i/>
+          <w:iCs/>
+        </w:rPr>
+      </w:pPr>
+      <w:r>
+        <w:rPr>
+          <w:b/>
+          <w:bCs/>
+          <w:i/>
+          <w:iCs/>
+        </w:rPr>
+        <w:drawing>
+          <wp:inline distT="0" distB="0" distL="0" distR="0" wp14:anchorId="05DAE90A" wp14:editId="66EE9022">
+            <wp:extent cx="5731510" cy="4665980"/>
+            <wp:effectExtent l="0" t="0" r="2540" b="1270"/>
+            <wp:docPr id="1859884224" name="Picture 1"/>
+            <wp:cNvGraphicFramePr>
+              <a:graphicFrameLocks xmlns:a="http://schemas.openxmlformats.org/drawingml/2006/main" noChangeAspect="1"/>
+            </wp:cNvGraphicFramePr>
+            <a:graphic xmlns:a="http://schemas.openxmlformats.org/drawingml/2006/main">
+              <a:graphicData uri="http://schemas.openxmlformats.org/drawingml/2006/picture">
+                <pic:pic xmlns:pic="http://schemas.openxmlformats.org/drawingml/2006/picture">
+                  <pic:nvPicPr>
+                    <pic:cNvPr id="1859884224" name=""/>
+                    <pic:cNvPicPr/>
+                  </pic:nvPicPr>
+                  <pic:blipFill>
+                    <a:blip r:embed="rId42"/>
+                    <a:stretch>
+                      <a:fillRect/>
+                    </a:stretch>
+                  </pic:blipFill>
+                  <pic:spPr>
+                    <a:xfrm>
+                      <a:off x="0" y="0"/>
+                      <a:ext cx="5731510" cy="4665980"/>
+                    </a:xfrm>
+                    <a:prstGeom prst="rect">
+                      <a:avLst/>
+                    </a:prstGeom>
+                  </pic:spPr>
+                </pic:pic>
+              </a:graphicData>
+            </a:graphic>
+          </wp:inline>
+        </w:drawing>
+      </w:r>
+    </w:p>
+    <w:p>
+      <w:pPr>
+        <w:rPr>
+          <w:b/>
+          <w:bCs/>
+          <w:i/>
+          <w:iCs/>
+        </w:rPr>
+      </w:pPr>
+    </w:p>
+    <w:p>
+      <w:pPr>
+        <w:rPr>
+          <w:b/>
+          <w:bCs/>
+          <w:i/>
+          <w:iCs/>
+        </w:rPr>
+      </w:pPr>
+      <w:r>
+        <w:rPr>
+          <w:b/>
+          <w:bCs/>
+          <w:i/>
+          <w:iCs/>
+        </w:rPr>
+        <w:lastRenderedPageBreak/>
+        <w:drawing>
+          <wp:inline distT="0" distB="0" distL="0" distR="0" wp14:anchorId="6BB2B2D8" wp14:editId="4183F770">
+            <wp:extent cx="4610743" cy="4706007"/>
+            <wp:effectExtent l="0" t="0" r="0" b="0"/>
+            <wp:docPr id="1411295650" name="Picture 1"/>
+            <wp:cNvGraphicFramePr>
+              <a:graphicFrameLocks xmlns:a="http://schemas.openxmlformats.org/drawingml/2006/main" noChangeAspect="1"/>
+            </wp:cNvGraphicFramePr>
+            <a:graphic xmlns:a="http://schemas.openxmlformats.org/drawingml/2006/main">
+              <a:graphicData uri="http://schemas.openxmlformats.org/drawingml/2006/picture">
+                <pic:pic xmlns:pic="http://schemas.openxmlformats.org/drawingml/2006/picture">
+                  <pic:nvPicPr>
+                    <pic:cNvPr id="1411295650" name=""/>
+                    <pic:cNvPicPr/>
+                  </pic:nvPicPr>
+                  <pic:blipFill>
+                    <a:blip r:embed="rId43"/>
+                    <a:stretch>
+                      <a:fillRect/>
+                    </a:stretch>
+                  </pic:blipFill>
+                  <pic:spPr>
+                    <a:xfrm>
+                      <a:off x="0" y="0"/>
+                      <a:ext cx="4610743" cy="4706007"/>
+                    </a:xfrm>
+                    <a:prstGeom prst="rect">
+                      <a:avLst/>
+                    </a:prstGeom>
+                  </pic:spPr>
+                </pic:pic>
+              </a:graphicData>
+            </a:graphic>
+          </wp:inline>
+        </w:drawing>
+      </w:r>
+    </w:p>
+    <w:p>
+      <w:pPr>
+        <w:rPr>
+          <w:b/>
+          <w:bCs/>
+          <w:i/>
+          <w:iCs/>
+        </w:rPr>
+      </w:pPr>
+    </w:p>
+    <w:p>
+      <w:pPr>
+        <w:rPr>
+          <w:b/>
+          <w:bCs/>
+          <w:i/>
+          <w:iCs/>
+        </w:rPr>
+      </w:pPr>
+    </w:p>
+    <w:p>
+      <w:pPr>
+        <w:rPr>
+          <w:b/>
+          <w:bCs/>
+          <w:i/>
+          <w:iCs/>
+        </w:rPr>
+      </w:pPr>
+    </w:p>
+    <w:p>
+      <w:pPr>
+        <w:rPr>
+          <w:b/>
+          <w:bCs/>
+          <w:i/>
+          <w:iCs/>
+        </w:rPr>
+      </w:pPr>
+    </w:p>
+    <w:p>
+      <w:pPr>
+        <w:rPr>
+          <w:b/>
+          <w:bCs/>
+          <w:i/>
+          <w:iCs/>
+        </w:rPr>
+      </w:pPr>
+    </w:p>
+    <w:p>
+      <w:pPr>
+        <w:rPr>
+          <w:b/>
+          <w:bCs/>
+          <w:i/>
+          <w:iCs/>
+        </w:rPr>
+      </w:pPr>
+    </w:p>
+    <w:p>
+      <w:pPr>
+        <w:rPr>
+          <w:b/>
+          <w:bCs/>
+          <w:i/>
+          <w:iCs/>
+        </w:rPr>
+      </w:pPr>
+    </w:p>
+    <w:p>
+      <w:pPr>
+        <w:rPr>
+          <w:b/>
+          <w:bCs/>
+          <w:i/>
+          <w:iCs/>
+        </w:rPr>
+      </w:pPr>
+    </w:p>
+    <w:p>
+      <w:pPr>
+        <w:rPr>
+          <w:b/>
+          <w:bCs/>
+          <w:i/>
+          <w:iCs/>
+        </w:rPr>
+      </w:pPr>
+    </w:p>
+    <w:p>
+      <w:pPr>
+        <w:rPr>
+          <w:b/>
+          <w:bCs/>
+          <w:i/>
+          <w:iCs/>
+        </w:rPr>
+      </w:pPr>
+    </w:p>
+    <w:p>
+      <w:pPr>
+        <w:rPr>
+          <w:b/>
+          <w:bCs/>
+          <w:i/>
+          <w:iCs/>
+        </w:rPr>
+      </w:pPr>
+    </w:p>
+    <w:p>
+      <w:pPr>
+        <w:rPr>
+          <w:b/>
+          <w:bCs/>
+          <w:i/>
+          <w:iCs/>
+        </w:rPr>
+      </w:pPr>
+    </w:p>
+    <w:p>
+      <w:pPr>
+        <w:rPr>
+          <w:b/>
+          <w:bCs/>
+          <w:i/>
+          <w:iCs/>
+        </w:rPr>
+      </w:pPr>
+    </w:p>
+    <w:p>
+      <w:pPr>
+        <w:rPr>
+          <w:b/>
+          <w:bCs/>
+          <w:i/>
+          <w:iCs/>
+        </w:rPr>
+      </w:pPr>
+    </w:p>
+    <w:p>
+      <w:pPr>
+        <w:rPr>
+          <w:b/>
+          <w:bCs/>
+          <w:i/>
+          <w:iCs/>
+        </w:rPr>
+      </w:pPr>
+      <w:r>
+        <w:rPr>
+          <w:b/>
+          <w:bCs/>
+          <w:i/>
+          <w:iCs/>
+        </w:rPr>
+        <w:lastRenderedPageBreak/>
+        <w:t>HTTP Request node</w:t>
+      </w:r>
+    </w:p>
+    <w:p>
+      <w:pPr>
+        <w:rPr>
+          <w:b/>
+          <w:bCs/>
+          <w:i/>
+          <w:iCs/>
+        </w:rPr>
+      </w:pPr>
+    </w:p>
+    <w:p>
+      <w:pPr>
+        <w:rPr>
+          <w:b/>
+          <w:bCs/>
+          <w:i/>
+          <w:iCs/>
+        </w:rPr>
+      </w:pPr>
+      <w:r>
+        <w:rPr>
+          <w:b/>
+          <w:bCs/>
+          <w:i/>
+          <w:iCs/>
+        </w:rPr>
+        <w:drawing>
+          <wp:inline distT="0" distB="0" distL="0" distR="0" wp14:anchorId="475F6855" wp14:editId="5E0E2C0C">
+            <wp:extent cx="5731510" cy="4725670"/>
+            <wp:effectExtent l="0" t="0" r="2540" b="0"/>
+            <wp:docPr id="556859383" name="Picture 1"/>
+            <wp:cNvGraphicFramePr>
+              <a:graphicFrameLocks xmlns:a="http://schemas.openxmlformats.org/drawingml/2006/main" noChangeAspect="1"/>
+            </wp:cNvGraphicFramePr>
+            <a:graphic xmlns:a="http://schemas.openxmlformats.org/drawingml/2006/main">
+              <a:graphicData uri="http://schemas.openxmlformats.org/drawingml/2006/picture">
+                <pic:pic xmlns:pic="http://schemas.openxmlformats.org/drawingml/2006/picture">
+                  <pic:nvPicPr>
+                    <pic:cNvPr id="556859383" name=""/>
+                    <pic:cNvPicPr/>
+                  </pic:nvPicPr>
+                  <pic:blipFill>
+                    <a:blip r:embed="rId44"/>
+                    <a:stretch>
+                      <a:fillRect/>
+                    </a:stretch>
+                  </pic:blipFill>
+                  <pic:spPr>
+                    <a:xfrm>
+                      <a:off x="0" y="0"/>
+                      <a:ext cx="5731510" cy="4725670"/>
+                    </a:xfrm>
+                    <a:prstGeom prst="rect">
+                      <a:avLst/>
+                    </a:prstGeom>
+                  </pic:spPr>
+                </pic:pic>
+              </a:graphicData>
+            </a:graphic>
+          </wp:inline>
+        </w:drawing>
+      </w:r>
+    </w:p>
+    <w:p>
+      <w:pPr>
+        <w:rPr>
+          <w:b/>
+          <w:bCs/>
+          <w:i/>
+          <w:iCs/>
+        </w:rPr>
+      </w:pPr>
+    </w:p>
+    <w:p>
+      <w:pPr>
         <w:ind w:left="360"/>
       </w:pPr>
+    </w:p>
+    <w:p>
+      <w:pPr>
+        <w:ind w:left="360"/>
+        <w:rPr>
+          <w:b/>
+          <w:bCs/>
+        </w:rPr>
+      </w:pPr>
+      <w:r>
+        <w:t xml:space="preserve">AI Agent </w:t>
+      </w:r>
+      <w:r>
+        <w:t xml:space="preserve"> - </w:t>
+      </w:r>
+      <w:r>
+        <w:rPr>
+          <w:b/>
+          <w:bCs/>
+        </w:rPr>
+        <w:t>AI Agent node</w:t>
+      </w:r>
+    </w:p>
+    <w:p>
+      <w:pPr>
+        <w:ind w:left="360"/>
+      </w:pPr>
+    </w:p>
+    <w:p>
+      <w:pPr>
+        <w:ind w:left="360"/>
+      </w:pPr>
+    </w:p>
+    <w:p>
+      <w:pPr>
+        <w:ind w:left="360"/>
+      </w:pPr>
+      <w:r>
+        <w:lastRenderedPageBreak/>
+        <w:drawing>
+          <wp:inline distT="0" distB="0" distL="0" distR="0" wp14:anchorId="0B02F54D" wp14:editId="3DA66B44">
+            <wp:extent cx="5731510" cy="4444365"/>
+            <wp:effectExtent l="0" t="0" r="2540" b="0"/>
+            <wp:docPr id="241443993" name="Picture 1"/>
+            <wp:cNvGraphicFramePr>
+              <a:graphicFrameLocks xmlns:a="http://schemas.openxmlformats.org/drawingml/2006/main" noChangeAspect="1"/>
+            </wp:cNvGraphicFramePr>
+            <a:graphic xmlns:a="http://schemas.openxmlformats.org/drawingml/2006/main">
+              <a:graphicData uri="http://schemas.openxmlformats.org/drawingml/2006/picture">
+                <pic:pic xmlns:pic="http://schemas.openxmlformats.org/drawingml/2006/picture">
+                  <pic:nvPicPr>
+                    <pic:cNvPr id="241443993" name=""/>
+                    <pic:cNvPicPr/>
+                  </pic:nvPicPr>
+                  <pic:blipFill>
+                    <a:blip r:embed="rId45"/>
+                    <a:stretch>
+                      <a:fillRect/>
+                    </a:stretch>
+                  </pic:blipFill>
+                  <pic:spPr>
+                    <a:xfrm>
+                      <a:off x="0" y="0"/>
+                      <a:ext cx="5731510" cy="4444365"/>
+                    </a:xfrm>
+                    <a:prstGeom prst="rect">
+                      <a:avLst/>
+                    </a:prstGeom>
+                  </pic:spPr>
+                </pic:pic>
+              </a:graphicData>
+            </a:graphic>
+          </wp:inline>
+        </w:drawing>
+      </w:r>
+    </w:p>
+    <w:p>
+      <w:pPr>
+        <w:ind w:left="360"/>
+      </w:pPr>
+    </w:p>
+    <w:p>
+      <w:pPr>
+        <w:ind w:left="360"/>
+      </w:pPr>
+      <w:r>
+        <w:t>Prompt : User Message</w:t>
+      </w:r>
+    </w:p>
+    <w:p>
+      <w:pPr>
+        <w:ind w:left="360"/>
+      </w:pPr>
+    </w:p>
+    <w:p>
+      <w:pPr>
+        <w:ind w:left="360"/>
+      </w:pPr>
+      <w:r>
+        <w:t xml:space="preserve">You are a professional expert in Conversion Rate Optimization who helps business founders &amp; CMOs improve their landing pages. You are a world-class expert in analysing landing pages, roasting them, and providing valuable Conversion Rate Optimization Ideas to help businesses increase conversions.  </w:t>
+      </w:r>
+    </w:p>
+    <w:p>
+      <w:pPr>
+        <w:ind w:left="360"/>
+      </w:pPr>
+    </w:p>
+    <w:p>
+      <w:pPr>
+        <w:ind w:left="360"/>
+      </w:pPr>
+      <w:r>
+        <w:t>GOAL</w:t>
+      </w:r>
+    </w:p>
+    <w:p>
+      <w:pPr>
+        <w:ind w:left="360"/>
+      </w:pPr>
+      <w:r>
+        <w:t xml:space="preserve">I want you to roast my landing page and deliver recommendations to improve the Conversion Rate. I will use this roast to understand what's wrong with my landing page and make improvements based on your recommendations. </w:t>
+      </w:r>
+    </w:p>
+    <w:p>
+      <w:pPr>
+        <w:ind w:left="360"/>
+      </w:pPr>
+    </w:p>
+    <w:p>
+      <w:pPr>
+        <w:ind w:left="360"/>
+      </w:pPr>
+      <w:r>
+        <w:t>ROAST STRUCTURE</w:t>
+      </w:r>
+    </w:p>
+    <w:p>
+      <w:pPr>
+        <w:ind w:left="360"/>
+      </w:pPr>
+      <w:r>
+        <w:t xml:space="preserve">This framework consists of 2 blocks of insights: </w:t>
+      </w:r>
+    </w:p>
+    <w:p>
+      <w:pPr>
+        <w:ind w:left="360"/>
+      </w:pPr>
+      <w:r>
+        <w:t>Roast: a detailed roast of my landing page.</w:t>
+      </w:r>
+    </w:p>
+    <w:p>
+      <w:pPr>
+        <w:ind w:left="360"/>
+      </w:pPr>
+      <w:r>
+        <w:t>Recommendations: 10 conversion rate optimization ideas based on your roast and analysis.</w:t>
+      </w:r>
+    </w:p>
+    <w:p>
+      <w:pPr>
+        <w:ind w:left="360"/>
+      </w:pPr>
+    </w:p>
+    <w:p>
+      <w:pPr>
+        <w:ind w:left="360"/>
+      </w:pPr>
+      <w:r>
+        <w:t>ROAST &amp; RECOMMENDATIONS CRITERIA</w:t>
+      </w:r>
+    </w:p>
+    <w:p>
+      <w:pPr>
+        <w:ind w:left="360"/>
+      </w:pPr>
+      <w:r>
+        <w:t xml:space="preserve">For the Roast: Be friendly &amp; casual. Talk like a human to another human. </w:t>
+      </w:r>
+    </w:p>
+    <w:p>
+      <w:pPr>
+        <w:ind w:left="360"/>
+      </w:pPr>
+      <w:r>
+        <w:t xml:space="preserve">For the Roast: Be unconventional &amp; fun. I don't want to be bored. A roast must agitate the reader's feelings. </w:t>
+      </w:r>
+    </w:p>
+    <w:p>
+      <w:pPr>
+        <w:ind w:left="360"/>
+      </w:pPr>
+      <w:r>
+        <w:t xml:space="preserve">For the Roast: You will make a full landing page analysis, and explain what's wrong. You will use this analysis to make recommendations for The Recommendations.  </w:t>
+      </w:r>
+    </w:p>
+    <w:p>
+      <w:pPr>
+        <w:ind w:left="360"/>
+      </w:pPr>
+      <w:r>
+        <w:t>For the Recommendations: Be specific. Write exactly what I need to do. Your detailed description for each Conversion Rate Optimization Idea should be self-explanatory. For example, instead of saying “Rewrite your headline”, give me improved ideas for the headline. Your job is to return advanced insights personalised only for my specific landing page. This is a critical law for you.</w:t>
+      </w:r>
+    </w:p>
+    <w:p>
+      <w:pPr>
+        <w:ind w:left="360"/>
+      </w:pPr>
+      <w:r>
+        <w:t>For the Recommendations: Be creative. Don't return trivial and outdated Conversion Rate Optimization ideas that the average marketer would recommend. Prioritise unconventional CRO tactics so I get real value from you here. Think like the top 0.1% conversion rate optimization expert.</w:t>
+      </w:r>
+    </w:p>
+    <w:p>
+      <w:pPr>
+        <w:ind w:left="360"/>
+      </w:pPr>
+      <w:r>
+        <w:t xml:space="preserve">For the Recommendations: Prioritise Conversion Rate Optimization Ideas that are relevant in the 2024 digital marketing space. </w:t>
+      </w:r>
+    </w:p>
+    <w:p>
+      <w:pPr>
+        <w:ind w:left="360"/>
+      </w:pPr>
+      <w:r>
+        <w:t>For the Recommendations: Your Conversion Rate Optimization ideas must be impactful. Prioritise Conversion Rate Optimization Ideas that adds a wow effect.</w:t>
+      </w:r>
+    </w:p>
+    <w:p>
+      <w:pPr>
+        <w:ind w:left="360"/>
+      </w:pPr>
+      <w:r>
+        <w:t>For the Recommendations: Your Conversion Rate Optimization ideas must be easy to implement.</w:t>
+      </w:r>
+    </w:p>
+    <w:p>
+      <w:pPr>
+        <w:ind w:left="360"/>
+      </w:pPr>
+      <w:r>
+        <w:t>For the Recommendations: Personalise your ideas with references to the Roast you made. I don’t want to read 10 generic ideas that can work for anyone (for example, “add a live chat” or “offer a free trial”). I need a 100% personalised response.</w:t>
+      </w:r>
+    </w:p>
+    <w:p>
+      <w:pPr>
+        <w:ind w:left="360"/>
+      </w:pPr>
+    </w:p>
+    <w:p>
+      <w:pPr>
+        <w:ind w:left="360"/>
+      </w:pPr>
+      <w:r>
+        <w:t>Here is the content of my landing page: {{ $json.data }}</w:t>
+      </w:r>
+    </w:p>
+    <w:p>
+      <w:pPr>
+        <w:ind w:left="360"/>
+      </w:pPr>
+    </w:p>
+    <w:p>
+      <w:pPr>
+        <w:ind w:left="360"/>
+        <w:rPr>
+          <w:b/>
+          <w:bCs/>
+        </w:rPr>
+      </w:pPr>
+    </w:p>
+    <w:p>
+      <w:pPr>
+        <w:ind w:left="360"/>
+        <w:rPr>
+          <w:b/>
+          <w:bCs/>
+        </w:rPr>
+      </w:pPr>
+    </w:p>
+    <w:p>
+      <w:pPr>
+        <w:ind w:left="360"/>
+        <w:rPr>
+          <w:b/>
+          <w:bCs/>
+        </w:rPr>
+      </w:pPr>
+    </w:p>
+    <w:p>
+      <w:pPr>
+        <w:ind w:left="360"/>
+        <w:rPr>
+          <w:b/>
+          <w:bCs/>
+        </w:rPr>
+      </w:pPr>
+    </w:p>
+    <w:p>
+      <w:pPr>
+        <w:ind w:left="360"/>
+        <w:rPr>
+          <w:b/>
+          <w:bCs/>
+        </w:rPr>
+      </w:pPr>
+    </w:p>
+    <w:p>
+      <w:pPr>
+        <w:ind w:left="360"/>
+        <w:rPr>
+          <w:b/>
+          <w:bCs/>
+        </w:rPr>
+      </w:pPr>
+    </w:p>
+    <w:p>
+      <w:pPr>
+        <w:ind w:left="360"/>
+        <w:rPr>
+          <w:b/>
+          <w:bCs/>
+        </w:rPr>
+      </w:pPr>
+    </w:p>
+    <w:p>
+      <w:pPr>
+        <w:ind w:left="360"/>
+        <w:rPr>
+          <w:b/>
+          <w:bCs/>
+        </w:rPr>
+      </w:pPr>
+    </w:p>
+    <w:p>
+      <w:pPr>
+        <w:ind w:left="360"/>
+        <w:rPr>
+          <w:b/>
+          <w:bCs/>
+        </w:rPr>
+      </w:pPr>
+    </w:p>
+    <w:p>
+      <w:pPr>
+        <w:ind w:left="360"/>
+        <w:rPr>
+          <w:b/>
+          <w:bCs/>
+        </w:rPr>
+      </w:pPr>
+      <w:r>
+        <w:rPr>
+          <w:b/>
+          <w:bCs/>
+        </w:rPr>
+        <w:lastRenderedPageBreak/>
+        <w:t>Google Gemini Chat Model node</w:t>
+      </w:r>
+    </w:p>
+    <w:p>
+      <w:pPr>
+        <w:ind w:left="360"/>
+      </w:pPr>
+      <w:r>
+        <w:drawing>
+          <wp:inline distT="0" distB="0" distL="0" distR="0" wp14:anchorId="0F3E0D06" wp14:editId="4239E811">
+            <wp:extent cx="5731510" cy="4871720"/>
+            <wp:effectExtent l="0" t="0" r="2540" b="5080"/>
+            <wp:docPr id="1891309558" name="Picture 1"/>
+            <wp:cNvGraphicFramePr>
+              <a:graphicFrameLocks xmlns:a="http://schemas.openxmlformats.org/drawingml/2006/main" noChangeAspect="1"/>
+            </wp:cNvGraphicFramePr>
+            <a:graphic xmlns:a="http://schemas.openxmlformats.org/drawingml/2006/main">
+              <a:graphicData uri="http://schemas.openxmlformats.org/drawingml/2006/picture">
+                <pic:pic xmlns:pic="http://schemas.openxmlformats.org/drawingml/2006/picture">
+                  <pic:nvPicPr>
+                    <pic:cNvPr id="1891309558" name=""/>
+                    <pic:cNvPicPr/>
+                  </pic:nvPicPr>
+                  <pic:blipFill>
+                    <a:blip r:embed="rId46"/>
+                    <a:stretch>
+                      <a:fillRect/>
+                    </a:stretch>
+                  </pic:blipFill>
+                  <pic:spPr>
+                    <a:xfrm>
+                      <a:off x="0" y="0"/>
+                      <a:ext cx="5731510" cy="4871720"/>
+                    </a:xfrm>
+                    <a:prstGeom prst="rect">
+                      <a:avLst/>
+                    </a:prstGeom>
+                  </pic:spPr>
+                </pic:pic>
+              </a:graphicData>
+            </a:graphic>
+          </wp:inline>
+        </w:drawing>
+      </w:r>
     </w:p>
     <w:sectPr>
       <w:pgSz w:w="11906" w:h="16838"/>
@@ -4139,7 +5517,6 @@
   <w:style w:type="character" w:default="1" w:styleId="DefaultParagraphFont">
     <w:name w:val="Default Paragraph Font"/>
     <w:uiPriority w:val="1"/>
-    <w:semiHidden/>
     <w:unhideWhenUsed/>
   </w:style>
   <w:style w:type="table" w:default="1" w:styleId="TableNormal">

--- a/presentation/9-n8n.docx
+++ b/presentation/9-n8n.docx
@@ -31,7 +31,31 @@
         <w:t>n8n</w:t>
       </w:r>
       <w:r>
-        <w:t xml:space="preserve"> (pronounced "en-eight-en" or "nodemation") is a low-code </w:t>
+        <w:t xml:space="preserve"> (pronounced "</w:t>
+      </w:r>
+      <w:proofErr w:type="spellStart"/>
+      <w:r>
+        <w:t>en</w:t>
+      </w:r>
+      <w:proofErr w:type="spellEnd"/>
+      <w:r>
+        <w:t>-eight-</w:t>
+      </w:r>
+      <w:proofErr w:type="spellStart"/>
+      <w:r>
+        <w:t>en</w:t>
+      </w:r>
+      <w:proofErr w:type="spellEnd"/>
+      <w:r>
+        <w:t>" or "</w:t>
+      </w:r>
+      <w:proofErr w:type="spellStart"/>
+      <w:r>
+        <w:t>nodemation</w:t>
+      </w:r>
+      <w:proofErr w:type="spellEnd"/>
+      <w:r>
+        <w:t xml:space="preserve">") is a low-code </w:t>
       </w:r>
       <w:r>
         <w:rPr>
@@ -132,7 +156,15 @@
         <w:t>AI-Native Capabilities</w:t>
       </w:r>
       <w:r>
-        <w:t>: Features built-in support for LangChain, allowing users to build AI agents and integrate LLMs directly into their workflows.</w:t>
+        <w:t xml:space="preserve">: Features built-in support for </w:t>
+      </w:r>
+      <w:proofErr w:type="spellStart"/>
+      <w:r>
+        <w:t>LangChain</w:t>
+      </w:r>
+      <w:proofErr w:type="spellEnd"/>
+      <w:r>
+        <w:t>, allowing users to build AI agents and integrate LLMs directly into their workflows.</w:t>
       </w:r>
     </w:p>
     <w:p>
@@ -304,7 +336,15 @@
         </w:numPr>
       </w:pPr>
       <w:r>
-        <w:t xml:space="preserve">Register and login to n8n I,e </w:t>
+        <w:t xml:space="preserve">Register and login to n8n </w:t>
+      </w:r>
+      <w:proofErr w:type="spellStart"/>
+      <w:r>
+        <w:t>I,e</w:t>
+      </w:r>
+      <w:proofErr w:type="spellEnd"/>
+      <w:r>
+        <w:t xml:space="preserve"> </w:t>
       </w:r>
       <w:r>
         <w:t>n8n.io</w:t>
@@ -2886,6 +2926,7 @@
           <w:bCs/>
           <w:i/>
           <w:iCs/>
+          <w:noProof/>
         </w:rPr>
         <w:lastRenderedPageBreak/>
         <w:drawing>
@@ -2950,6 +2991,7 @@
           <w:bCs/>
           <w:i/>
           <w:iCs/>
+          <w:noProof/>
         </w:rPr>
         <w:drawing>
           <wp:inline distT="0" distB="0" distL="0" distR="0" wp14:anchorId="7A1C116C" wp14:editId="0420492F">
@@ -3013,6 +3055,7 @@
           <w:bCs/>
           <w:i/>
           <w:iCs/>
+          <w:noProof/>
         </w:rPr>
         <w:lastRenderedPageBreak/>
         <w:drawing>
@@ -3077,6 +3120,7 @@
           <w:bCs/>
           <w:i/>
           <w:iCs/>
+          <w:noProof/>
         </w:rPr>
         <w:drawing>
           <wp:inline distT="0" distB="0" distL="0" distR="0" wp14:anchorId="36E41080" wp14:editId="6659DCC2">
@@ -3140,6 +3184,7 @@
           <w:bCs/>
           <w:i/>
           <w:iCs/>
+          <w:noProof/>
         </w:rPr>
         <w:lastRenderedPageBreak/>
         <w:drawing>
@@ -3204,6 +3249,7 @@
           <w:bCs/>
           <w:i/>
           <w:iCs/>
+          <w:noProof/>
         </w:rPr>
         <w:lastRenderedPageBreak/>
         <w:drawing>
@@ -3350,6 +3396,7 @@
           <w:bCs/>
           <w:i/>
           <w:iCs/>
+          <w:noProof/>
         </w:rPr>
         <w:drawing>
           <wp:inline distT="0" distB="0" distL="0" distR="0" wp14:anchorId="6AF6FEE8" wp14:editId="731C4ACB">
@@ -3433,6 +3480,7 @@
           <w:bCs/>
           <w:i/>
           <w:iCs/>
+          <w:noProof/>
         </w:rPr>
         <w:drawing>
           <wp:inline distT="0" distB="0" distL="0" distR="0" wp14:anchorId="05DAE90A" wp14:editId="66EE9022">
@@ -3496,6 +3544,7 @@
           <w:bCs/>
           <w:i/>
           <w:iCs/>
+          <w:noProof/>
         </w:rPr>
         <w:lastRenderedPageBreak/>
         <w:drawing>
@@ -3720,6 +3769,7 @@
           <w:bCs/>
           <w:i/>
           <w:iCs/>
+          <w:noProof/>
         </w:rPr>
         <w:drawing>
           <wp:inline distT="0" distB="0" distL="0" distR="0" wp14:anchorId="475F6855" wp14:editId="5E0E2C0C">
@@ -3810,6 +3860,9 @@
         <w:ind w:left="360"/>
       </w:pPr>
       <w:r>
+        <w:rPr>
+          <w:noProof/>
+        </w:rPr>
         <w:lastRenderedPageBreak/>
         <w:drawing>
           <wp:inline distT="0" distB="0" distL="0" distR="0" wp14:anchorId="0B02F54D" wp14:editId="3DA66B44">
@@ -4027,7 +4080,15 @@
         <w:ind w:left="360"/>
       </w:pPr>
       <w:r>
-        <w:t>Here is the content of my landing page: {{ $json.data }}</w:t>
+        <w:t>Here is the content of my landing page: {{ $</w:t>
+      </w:r>
+      <w:proofErr w:type="spellStart"/>
+      <w:r>
+        <w:t>json.data</w:t>
+      </w:r>
+      <w:proofErr w:type="spellEnd"/>
+      <w:r>
+        <w:t xml:space="preserve"> }}</w:t>
       </w:r>
     </w:p>
     <w:p>
@@ -4138,6 +4199,9 @@
         <w:ind w:left="360"/>
       </w:pPr>
       <w:r>
+        <w:rPr>
+          <w:noProof/>
+        </w:rPr>
         <w:drawing>
           <wp:inline distT="0" distB="0" distL="0" distR="0" wp14:anchorId="0F3E0D06" wp14:editId="4239E811">
             <wp:extent cx="5731510" cy="4871720"/>
@@ -4173,6 +4237,32 @@
             </a:graphic>
           </wp:inline>
         </w:drawing>
+      </w:r>
+    </w:p>
+    <w:p>
+      <w:pPr>
+        <w:ind w:left="360"/>
+      </w:pPr>
+    </w:p>
+    <w:p>
+      <w:pPr>
+        <w:ind w:left="360"/>
+      </w:pPr>
+      <w:proofErr w:type="spellStart"/>
+      <w:r>
+        <w:t>geminiapi</w:t>
+      </w:r>
+      <w:proofErr w:type="spellEnd"/>
+      <w:r>
+        <w:t xml:space="preserve"> key</w:t>
+      </w:r>
+    </w:p>
+    <w:p>
+      <w:pPr>
+        <w:ind w:left="360"/>
+      </w:pPr>
+      <w:r>
+        <w:t>https://aistudio.google.com/</w:t>
       </w:r>
     </w:p>
     <w:sectPr>
@@ -5517,6 +5607,7 @@
   <w:style w:type="character" w:default="1" w:styleId="DefaultParagraphFont">
     <w:name w:val="Default Paragraph Font"/>
     <w:uiPriority w:val="1"/>
+    <w:semiHidden/>
     <w:unhideWhenUsed/>
   </w:style>
   <w:style w:type="table" w:default="1" w:styleId="TableNormal">
@@ -5853,6 +5944,18 @@
       <w:shd w:val="clear" w:color="auto" w:fill="E1DFDD"/>
     </w:rPr>
   </w:style>
+  <w:style w:type="character" w:styleId="FollowedHyperlink">
+    <w:name w:val="FollowedHyperlink"/>
+    <w:basedOn w:val="DefaultParagraphFont"/>
+    <w:uiPriority w:val="99"/>
+    <w:semiHidden/>
+    <w:unhideWhenUsed/>
+    <w:rsid w:val="00E90590"/>
+    <w:rPr>
+      <w:color w:val="954F72" w:themeColor="followedHyperlink"/>
+      <w:u w:val="single"/>
+    </w:rPr>
+  </w:style>
 </w:styles>
 </file>
 
